--- a/fuentes/CFA1_228146_DU.docx
+++ b/fuentes/CFA1_228146_DU.docx
@@ -213,7 +213,7 @@
               </wp:anchor>
             </w:drawing>
           </mc:Choice>
-          <mc:Fallback xmlns:w16sdtdh="http://schemas.microsoft.com/office/word/2020/wordml/sdtdatahash" xmlns:w16="http://schemas.microsoft.com/office/word/2018/wordml" xmlns:w16cex="http://schemas.microsoft.com/office/word/2018/wordml/cex">
+          <mc:Fallback xmlns:w16cex="http://schemas.microsoft.com/office/word/2018/wordml/cex" xmlns:w16="http://schemas.microsoft.com/office/word/2018/wordml" xmlns:w16sdtdh="http://schemas.microsoft.com/office/word/2020/wordml/sdtdatahash">
             <w:pict>
               <v:rect w14:anchorId="5C6229C9" id="Rectángulo 4" o:spid="_x0000_s1026" style="position:absolute;margin-left:-55.7pt;margin-top:29pt;width:613.85pt;height:204pt;z-index:-251659776;visibility:visible;mso-wrap-style:square;mso-width-percent:0;mso-height-percent:0;mso-wrap-distance-left:9pt;mso-wrap-distance-top:0;mso-wrap-distance-right:9pt;mso-wrap-distance-bottom:0;mso-position-horizontal:absolute;mso-position-horizontal-relative:text;mso-position-vertical:absolute;mso-position-vertical-relative:text;mso-width-percent:0;mso-height-percent:0;mso-width-relative:page;mso-height-relative:margin;v-text-anchor:middle" o:gfxdata="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" fillcolor="#00314d" stroked="f" strokeweight="1pt"/>
             </w:pict>
@@ -4249,8 +4249,6 @@
         <w:ind w:firstLine="0"/>
         <w:jc w:val="center"/>
       </w:pPr>
-      <w:bookmarkStart w:id="2" w:name="_GoBack"/>
-      <w:bookmarkEnd w:id="2"/>
       <w:r>
         <w:rPr>
           <w:noProof/>
@@ -4308,7 +4306,7 @@
         </w:drawing>
       </w:r>
     </w:p>
-    <w:bookmarkStart w:id="3" w:name="_Hlk161159634"/>
+    <w:bookmarkStart w:id="2" w:name="_Hlk161159634"/>
     <w:p>
       <w:pPr>
         <w:jc w:val="center"/>
@@ -4327,11 +4325,6 @@
           <w:b/>
         </w:rPr>
         <w:instrText xml:space="preserve"> HYPERLINK "https://www.youtube.com/watch?v=cXMmrEWCm5c" </w:instrText>
-      </w:r>
-      <w:r>
-        <w:rPr>
-          <w:b/>
-        </w:rPr>
       </w:r>
       <w:r>
         <w:rPr>
@@ -4490,7 +4483,7 @@
           </w:p>
         </w:tc>
       </w:tr>
-      <w:bookmarkEnd w:id="3"/>
+      <w:bookmarkEnd w:id="2"/>
     </w:tbl>
     <w:p/>
     <w:p/>
@@ -4502,7 +4495,7 @@
       <w:pPr>
         <w:pStyle w:val="Ttulo1"/>
       </w:pPr>
-      <w:bookmarkStart w:id="4" w:name="_Toc227677894"/>
+      <w:bookmarkStart w:id="3" w:name="_Toc227677894"/>
       <w:r>
         <w:lastRenderedPageBreak/>
         <w:t xml:space="preserve">Fundamentos del ciclo de vida del </w:t>
@@ -4513,7 +4506,7 @@
         </w:rPr>
         <w:t>software</w:t>
       </w:r>
-      <w:bookmarkEnd w:id="4"/>
+      <w:bookmarkEnd w:id="3"/>
     </w:p>
     <w:p>
       <w:r>
@@ -4585,7 +4578,7 @@
       <w:pPr>
         <w:pStyle w:val="Ttulo2"/>
       </w:pPr>
-      <w:bookmarkStart w:id="5" w:name="_Toc227677895"/>
+      <w:bookmarkStart w:id="4" w:name="_Toc227677895"/>
       <w:r>
         <w:lastRenderedPageBreak/>
         <w:t xml:space="preserve">Elementos del ciclo de vida del </w:t>
@@ -4596,7 +4589,7 @@
         </w:rPr>
         <w:t>software</w:t>
       </w:r>
-      <w:bookmarkEnd w:id="5"/>
+      <w:bookmarkEnd w:id="4"/>
     </w:p>
     <w:p>
       <w:r>
@@ -4917,7 +4910,7 @@
       <w:pPr>
         <w:pStyle w:val="Ttulo2"/>
       </w:pPr>
-      <w:bookmarkStart w:id="6" w:name="_Toc227677896"/>
+      <w:bookmarkStart w:id="5" w:name="_Toc227677896"/>
       <w:r>
         <w:lastRenderedPageBreak/>
         <w:t xml:space="preserve">Modelos del ciclo de vida del </w:t>
@@ -4928,7 +4921,7 @@
         </w:rPr>
         <w:t>software</w:t>
       </w:r>
-      <w:bookmarkEnd w:id="6"/>
+      <w:bookmarkEnd w:id="5"/>
     </w:p>
     <w:p>
       <w:r>
@@ -5058,6 +5051,9 @@
             <w:r>
               <w:t>Modelo en cascada</w:t>
             </w:r>
+            <w:r>
+              <w:t>.</w:t>
+            </w:r>
           </w:p>
         </w:tc>
         <w:tc>
@@ -5112,6 +5108,9 @@
             </w:pPr>
             <w:r>
               <w:t>Modelo incremental</w:t>
+            </w:r>
+            <w:r>
+              <w:t>.</w:t>
             </w:r>
           </w:p>
         </w:tc>
@@ -5157,6 +5156,9 @@
             <w:r>
               <w:t>Modelo en espiral</w:t>
             </w:r>
+            <w:r>
+              <w:t>.</w:t>
+            </w:r>
           </w:p>
         </w:tc>
         <w:tc>
@@ -5197,6 +5199,9 @@
             </w:pPr>
             <w:r>
               <w:t>Modelo en V</w:t>
+            </w:r>
+            <w:r>
+              <w:t>.</w:t>
             </w:r>
           </w:p>
         </w:tc>
@@ -5243,6 +5248,9 @@
               <w:lastRenderedPageBreak/>
               <w:t>Modelo ágil</w:t>
             </w:r>
+            <w:r>
+              <w:t>.</w:t>
+            </w:r>
           </w:p>
         </w:tc>
         <w:tc>
@@ -5322,6 +5330,9 @@
       <w:r>
         <w:t>Modelo en cascada</w:t>
       </w:r>
+      <w:r>
+        <w:t>.</w:t>
+      </w:r>
     </w:p>
     <w:p>
       <w:pPr>
@@ -5334,6 +5345,9 @@
       <w:r>
         <w:t>Modelo incremental</w:t>
       </w:r>
+      <w:r>
+        <w:t>.</w:t>
+      </w:r>
     </w:p>
     <w:p>
       <w:pPr>
@@ -5346,6 +5360,9 @@
       <w:r>
         <w:t>Modelo en espiral</w:t>
       </w:r>
+      <w:r>
+        <w:t>.</w:t>
+      </w:r>
     </w:p>
     <w:p>
       <w:pPr>
@@ -5358,6 +5375,9 @@
       <w:r>
         <w:t>Modelo en V</w:t>
       </w:r>
+      <w:r>
+        <w:t>.</w:t>
+      </w:r>
     </w:p>
     <w:p>
       <w:pPr>
@@ -5370,6 +5390,11 @@
       <w:r>
         <w:t>Modelo ágil</w:t>
       </w:r>
+      <w:r>
+        <w:t>.</w:t>
+      </w:r>
+      <w:bookmarkStart w:id="6" w:name="_GoBack"/>
+      <w:bookmarkEnd w:id="6"/>
     </w:p>
     <w:p>
       <w:r>
@@ -9831,6 +9856,7 @@
               <w:ind w:firstLine="0"/>
             </w:pPr>
             <w:r>
+              <w:lastRenderedPageBreak/>
               <w:t>Análisis de documentos.</w:t>
             </w:r>
           </w:p>
@@ -11197,6 +11223,7 @@
               <w:ind w:firstLine="0"/>
             </w:pPr>
             <w:r>
+              <w:lastRenderedPageBreak/>
               <w:t>Equipo de desarrollo.</w:t>
             </w:r>
           </w:p>
@@ -14657,6 +14684,7 @@
       <w:r>
         <w:rPr>
           <w:rStyle w:val="Extranjerismo"/>
+          <w:noProof/>
         </w:rPr>
         <w:drawing>
           <wp:inline distT="0" distB="0" distL="0" distR="0" wp14:anchorId="19B75EF4" wp14:editId="765A5C2C">
@@ -21387,7 +21415,7 @@
 </file>
 
 <file path=customXml/itemProps1.xml><?xml version="1.0" encoding="utf-8"?>
-<ds:datastoreItem xmlns:ds="http://schemas.openxmlformats.org/officeDocument/2006/customXml" ds:itemID="{B8FF2295-DE46-43F6-8341-4A5FBFFBE92E}">
+<ds:datastoreItem xmlns:ds="http://schemas.openxmlformats.org/officeDocument/2006/customXml" ds:itemID="{17F38853-2717-4D26-9EBA-FAAA6AD7C16C}">
   <ds:schemaRefs>
     <ds:schemaRef ds:uri="http://schemas.openxmlformats.org/officeDocument/2006/bibliography"/>
   </ds:schemaRefs>
@@ -21395,13 +21423,13 @@
 </file>
 
 <file path=customXml/itemProps2.xml><?xml version="1.0" encoding="utf-8"?>
-<ds:datastoreItem xmlns:ds="http://schemas.openxmlformats.org/officeDocument/2006/customXml" ds:itemID="{8A8E6AF0-5A72-4818-88E5-3A3870EF73F6}"/>
+<ds:datastoreItem xmlns:ds="http://schemas.openxmlformats.org/officeDocument/2006/customXml" ds:itemID="{20B7149D-A296-4A94-9E22-DE8BBD77C89F}"/>
 </file>
 
 <file path=customXml/itemProps3.xml><?xml version="1.0" encoding="utf-8"?>
-<ds:datastoreItem xmlns:ds="http://schemas.openxmlformats.org/officeDocument/2006/customXml" ds:itemID="{A799B611-E033-4417-A9D8-CC2A21F25E14}"/>
+<ds:datastoreItem xmlns:ds="http://schemas.openxmlformats.org/officeDocument/2006/customXml" ds:itemID="{569413D8-5397-411E-8058-48435D43EF93}"/>
 </file>
 
 <file path=customXml/itemProps4.xml><?xml version="1.0" encoding="utf-8"?>
-<ds:datastoreItem xmlns:ds="http://schemas.openxmlformats.org/officeDocument/2006/customXml" ds:itemID="{E5AA5121-0130-455A-A177-EE4CC706695D}"/>
+<ds:datastoreItem xmlns:ds="http://schemas.openxmlformats.org/officeDocument/2006/customXml" ds:itemID="{BF9DDEB8-0254-4052-83E7-CAD0C940F5B2}"/>
 </file>
--- a/fuentes/CFA1_228146_DU.docx
+++ b/fuentes/CFA1_228146_DU.docx
@@ -213,7 +213,7 @@
               </wp:anchor>
             </w:drawing>
           </mc:Choice>
-          <mc:Fallback xmlns:w16cex="http://schemas.microsoft.com/office/word/2018/wordml/cex" xmlns:w16="http://schemas.microsoft.com/office/word/2018/wordml" xmlns:w16sdtdh="http://schemas.microsoft.com/office/word/2020/wordml/sdtdatahash">
+          <mc:Fallback xmlns:w16sdtdh="http://schemas.microsoft.com/office/word/2020/wordml/sdtdatahash" xmlns:w16="http://schemas.microsoft.com/office/word/2018/wordml" xmlns:w16cex="http://schemas.microsoft.com/office/word/2018/wordml/cex">
             <w:pict>
               <v:rect w14:anchorId="5C6229C9" id="Rectángulo 4" o:spid="_x0000_s1026" style="position:absolute;margin-left:-55.7pt;margin-top:29pt;width:613.85pt;height:204pt;z-index:-251659776;visibility:visible;mso-wrap-style:square;mso-width-percent:0;mso-height-percent:0;mso-wrap-distance-left:9pt;mso-wrap-distance-top:0;mso-wrap-distance-right:9pt;mso-wrap-distance-bottom:0;mso-position-horizontal:absolute;mso-position-horizontal-relative:text;mso-position-vertical:absolute;mso-position-vertical-relative:text;mso-width-percent:0;mso-height-percent:0;mso-width-relative:page;mso-height-relative:margin;v-text-anchor:middle" o:gfxdata="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" fillcolor="#00314d" stroked="f" strokeweight="1pt"/>
             </w:pict>
@@ -5393,8 +5393,6 @@
       <w:r>
         <w:t>.</w:t>
       </w:r>
-      <w:bookmarkStart w:id="6" w:name="_GoBack"/>
-      <w:bookmarkEnd w:id="6"/>
     </w:p>
     <w:p>
       <w:r>
@@ -5421,7 +5419,7 @@
       <w:pPr>
         <w:pStyle w:val="Ttulo2"/>
       </w:pPr>
-      <w:bookmarkStart w:id="7" w:name="_Toc227677897"/>
+      <w:bookmarkStart w:id="6" w:name="_Toc227677897"/>
       <w:r>
         <w:t xml:space="preserve">Fases del ciclo de vida del </w:t>
       </w:r>
@@ -5431,7 +5429,7 @@
         </w:rPr>
         <w:t>software</w:t>
       </w:r>
-      <w:bookmarkEnd w:id="7"/>
+      <w:bookmarkEnd w:id="6"/>
     </w:p>
     <w:p>
       <w:r>
@@ -5766,7 +5764,7 @@
       <w:pPr>
         <w:pStyle w:val="Ttulo2"/>
       </w:pPr>
-      <w:bookmarkStart w:id="8" w:name="_Toc227677898"/>
+      <w:bookmarkStart w:id="7" w:name="_Toc227677898"/>
       <w:r>
         <w:t xml:space="preserve">Objetivos de las fases del ciclo de vida del </w:t>
       </w:r>
@@ -5776,7 +5774,7 @@
         </w:rPr>
         <w:t>software</w:t>
       </w:r>
-      <w:bookmarkEnd w:id="8"/>
+      <w:bookmarkEnd w:id="7"/>
     </w:p>
     <w:p>
       <w:r>
@@ -5993,12 +5991,12 @@
       <w:pPr>
         <w:pStyle w:val="Ttulo1"/>
       </w:pPr>
-      <w:bookmarkStart w:id="9" w:name="_Toc227677899"/>
+      <w:bookmarkStart w:id="8" w:name="_Toc227677899"/>
       <w:r>
         <w:lastRenderedPageBreak/>
         <w:t>Fase de definición de requisitos</w:t>
       </w:r>
-      <w:bookmarkEnd w:id="9"/>
+      <w:bookmarkEnd w:id="8"/>
     </w:p>
     <w:p>
       <w:r>
@@ -6088,18 +6086,18 @@
           <w:lang w:eastAsia="es-CO"/>
         </w:rPr>
       </w:pPr>
-      <w:bookmarkStart w:id="10" w:name="_Toc227677900"/>
+      <w:bookmarkStart w:id="9" w:name="_Toc227677900"/>
+      <w:bookmarkEnd w:id="9"/>
+    </w:p>
+    <w:p>
+      <w:pPr>
+        <w:pStyle w:val="Ttulo2"/>
+      </w:pPr>
+      <w:bookmarkStart w:id="10" w:name="_Toc227677901"/>
+      <w:r>
+        <w:t>Alcance de la fase de requisitos</w:t>
+      </w:r>
       <w:bookmarkEnd w:id="10"/>
-    </w:p>
-    <w:p>
-      <w:pPr>
-        <w:pStyle w:val="Ttulo2"/>
-      </w:pPr>
-      <w:bookmarkStart w:id="11" w:name="_Toc227677901"/>
-      <w:r>
-        <w:t>Alcance de la fase de requisitos</w:t>
-      </w:r>
-      <w:bookmarkEnd w:id="11"/>
     </w:p>
     <w:p>
       <w:r>
@@ -6279,11 +6277,11 @@
       <w:pPr>
         <w:pStyle w:val="Ttulo2"/>
       </w:pPr>
-      <w:bookmarkStart w:id="12" w:name="_Toc227677902"/>
+      <w:bookmarkStart w:id="11" w:name="_Toc227677902"/>
       <w:r>
         <w:t>Importancia de la definición de requisitos</w:t>
       </w:r>
-      <w:bookmarkEnd w:id="12"/>
+      <w:bookmarkEnd w:id="11"/>
     </w:p>
     <w:p>
       <w:r>
@@ -6460,11 +6458,11 @@
       <w:pPr>
         <w:pStyle w:val="Ttulo2"/>
       </w:pPr>
-      <w:bookmarkStart w:id="13" w:name="_Toc227677903"/>
+      <w:bookmarkStart w:id="12" w:name="_Toc227677903"/>
       <w:r>
         <w:t>Resultados de la fase de requisitos</w:t>
       </w:r>
-      <w:bookmarkEnd w:id="13"/>
+      <w:bookmarkEnd w:id="12"/>
     </w:p>
     <w:p>
       <w:r>
@@ -6794,7 +6792,7 @@
       <w:pPr>
         <w:pStyle w:val="Ttulo1"/>
       </w:pPr>
-      <w:bookmarkStart w:id="14" w:name="_Toc227677904"/>
+      <w:bookmarkStart w:id="13" w:name="_Toc227677904"/>
       <w:r>
         <w:lastRenderedPageBreak/>
         <w:t xml:space="preserve">Requisitos en el desarrollo de </w:t>
@@ -6805,7 +6803,7 @@
         </w:rPr>
         <w:t>software</w:t>
       </w:r>
-      <w:bookmarkEnd w:id="14"/>
+      <w:bookmarkEnd w:id="13"/>
     </w:p>
     <w:p>
       <w:r>
@@ -6878,18 +6876,18 @@
           <w:lang w:eastAsia="es-CO"/>
         </w:rPr>
       </w:pPr>
-      <w:bookmarkStart w:id="15" w:name="_Toc227677905"/>
+      <w:bookmarkStart w:id="14" w:name="_Toc227677905"/>
+      <w:bookmarkEnd w:id="14"/>
+    </w:p>
+    <w:p>
+      <w:pPr>
+        <w:pStyle w:val="Ttulo2"/>
+      </w:pPr>
+      <w:bookmarkStart w:id="15" w:name="_Toc227677906"/>
+      <w:r>
+        <w:t>Requisitos funcionales</w:t>
+      </w:r>
       <w:bookmarkEnd w:id="15"/>
-    </w:p>
-    <w:p>
-      <w:pPr>
-        <w:pStyle w:val="Ttulo2"/>
-      </w:pPr>
-      <w:bookmarkStart w:id="16" w:name="_Toc227677906"/>
-      <w:r>
-        <w:t>Requisitos funcionales</w:t>
-      </w:r>
-      <w:bookmarkEnd w:id="16"/>
     </w:p>
     <w:p>
       <w:r>
@@ -7242,11 +7240,11 @@
       <w:pPr>
         <w:pStyle w:val="Ttulo2"/>
       </w:pPr>
-      <w:bookmarkStart w:id="17" w:name="_Toc227677907"/>
+      <w:bookmarkStart w:id="16" w:name="_Toc227677907"/>
       <w:r>
         <w:t>Requisitos no funcionales</w:t>
       </w:r>
-      <w:bookmarkEnd w:id="17"/>
+      <w:bookmarkEnd w:id="16"/>
     </w:p>
     <w:p>
       <w:r>
@@ -7745,11 +7743,11 @@
       <w:pPr>
         <w:pStyle w:val="Ttulo2"/>
       </w:pPr>
-      <w:bookmarkStart w:id="18" w:name="_Toc227677908"/>
+      <w:bookmarkStart w:id="17" w:name="_Toc227677908"/>
       <w:r>
         <w:t>Requisitos de restricción</w:t>
       </w:r>
-      <w:bookmarkEnd w:id="18"/>
+      <w:bookmarkEnd w:id="17"/>
     </w:p>
     <w:p>
       <w:r>
@@ -8086,12 +8084,12 @@
       <w:pPr>
         <w:pStyle w:val="Ttulo1"/>
       </w:pPr>
-      <w:bookmarkStart w:id="19" w:name="_Toc227677909"/>
+      <w:bookmarkStart w:id="18" w:name="_Toc227677909"/>
       <w:r>
         <w:lastRenderedPageBreak/>
         <w:t>Ingeniería de requisitos</w:t>
       </w:r>
-      <w:bookmarkEnd w:id="19"/>
+      <w:bookmarkEnd w:id="18"/>
     </w:p>
     <w:p>
       <w:r>
@@ -8276,18 +8274,18 @@
           <w:lang w:eastAsia="es-CO"/>
         </w:rPr>
       </w:pPr>
-      <w:bookmarkStart w:id="20" w:name="_Toc227677910"/>
+      <w:bookmarkStart w:id="19" w:name="_Toc227677910"/>
+      <w:bookmarkEnd w:id="19"/>
+    </w:p>
+    <w:p>
+      <w:pPr>
+        <w:pStyle w:val="Ttulo2"/>
+      </w:pPr>
+      <w:bookmarkStart w:id="20" w:name="_Toc227677911"/>
+      <w:r>
+        <w:t>Áreas de la ingeniería de requisitos</w:t>
+      </w:r>
       <w:bookmarkEnd w:id="20"/>
-    </w:p>
-    <w:p>
-      <w:pPr>
-        <w:pStyle w:val="Ttulo2"/>
-      </w:pPr>
-      <w:bookmarkStart w:id="21" w:name="_Toc227677911"/>
-      <w:r>
-        <w:t>Áreas de la ingeniería de requisitos</w:t>
-      </w:r>
-      <w:bookmarkEnd w:id="21"/>
     </w:p>
     <w:p>
       <w:r>
@@ -8649,11 +8647,11 @@
       <w:pPr>
         <w:pStyle w:val="Ttulo2"/>
       </w:pPr>
-      <w:bookmarkStart w:id="22" w:name="_Toc227677912"/>
+      <w:bookmarkStart w:id="21" w:name="_Toc227677912"/>
       <w:r>
         <w:t>Fases de la ingeniería de requisitos</w:t>
       </w:r>
-      <w:bookmarkEnd w:id="22"/>
+      <w:bookmarkEnd w:id="21"/>
     </w:p>
     <w:p>
       <w:r>
@@ -8866,12 +8864,12 @@
       <w:pPr>
         <w:pStyle w:val="Ttulo1"/>
       </w:pPr>
-      <w:bookmarkStart w:id="23" w:name="_Toc227677913"/>
+      <w:bookmarkStart w:id="22" w:name="_Toc227677913"/>
       <w:r>
         <w:lastRenderedPageBreak/>
         <w:t>Elicitación de requisitos</w:t>
       </w:r>
-      <w:bookmarkEnd w:id="23"/>
+      <w:bookmarkEnd w:id="22"/>
     </w:p>
     <w:p>
       <w:r>
@@ -8953,18 +8951,18 @@
           <w:lang w:eastAsia="es-CO"/>
         </w:rPr>
       </w:pPr>
-      <w:bookmarkStart w:id="24" w:name="_Toc227677914"/>
+      <w:bookmarkStart w:id="23" w:name="_Toc227677914"/>
+      <w:bookmarkEnd w:id="23"/>
+    </w:p>
+    <w:p>
+      <w:pPr>
+        <w:pStyle w:val="Ttulo2"/>
+      </w:pPr>
+      <w:bookmarkStart w:id="24" w:name="_Toc227677915"/>
+      <w:r>
+        <w:t>Planeación de la elicitación</w:t>
+      </w:r>
       <w:bookmarkEnd w:id="24"/>
-    </w:p>
-    <w:p>
-      <w:pPr>
-        <w:pStyle w:val="Ttulo2"/>
-      </w:pPr>
-      <w:bookmarkStart w:id="25" w:name="_Toc227677915"/>
-      <w:r>
-        <w:t>Planeación de la elicitación</w:t>
-      </w:r>
-      <w:bookmarkEnd w:id="25"/>
     </w:p>
     <w:p>
       <w:r>
@@ -9140,12 +9138,12 @@
       <w:pPr>
         <w:pStyle w:val="Ttulo2"/>
       </w:pPr>
-      <w:bookmarkStart w:id="26" w:name="_Toc227677916"/>
+      <w:bookmarkStart w:id="25" w:name="_Toc227677916"/>
       <w:r>
         <w:lastRenderedPageBreak/>
         <w:t>Fuentes de información</w:t>
       </w:r>
-      <w:bookmarkEnd w:id="26"/>
+      <w:bookmarkEnd w:id="25"/>
     </w:p>
     <w:p>
       <w:r>
@@ -9557,11 +9555,11 @@
       <w:pPr>
         <w:pStyle w:val="Ttulo2"/>
       </w:pPr>
-      <w:bookmarkStart w:id="27" w:name="_Toc227677917"/>
+      <w:bookmarkStart w:id="26" w:name="_Toc227677917"/>
       <w:r>
         <w:t>Técnicas de elicitación</w:t>
       </w:r>
-      <w:bookmarkEnd w:id="27"/>
+      <w:bookmarkEnd w:id="26"/>
     </w:p>
     <w:p>
       <w:r>
@@ -9950,12 +9948,12 @@
       <w:pPr>
         <w:pStyle w:val="Ttulo2"/>
       </w:pPr>
-      <w:bookmarkStart w:id="28" w:name="_Toc227677918"/>
+      <w:bookmarkStart w:id="27" w:name="_Toc227677918"/>
       <w:r>
         <w:lastRenderedPageBreak/>
         <w:t>Instrumentos de recolección de información</w:t>
       </w:r>
-      <w:bookmarkEnd w:id="28"/>
+      <w:bookmarkEnd w:id="27"/>
     </w:p>
     <w:p>
       <w:r>
@@ -10234,11 +10232,11 @@
       <w:pPr>
         <w:pStyle w:val="Ttulo2"/>
       </w:pPr>
-      <w:bookmarkStart w:id="29" w:name="_Toc227677919"/>
+      <w:bookmarkStart w:id="28" w:name="_Toc227677919"/>
       <w:r>
         <w:t>Principios y buenas prácticas</w:t>
       </w:r>
-      <w:bookmarkEnd w:id="29"/>
+      <w:bookmarkEnd w:id="28"/>
     </w:p>
     <w:p>
       <w:r>
@@ -10488,12 +10486,12 @@
       <w:pPr>
         <w:pStyle w:val="Ttulo1"/>
       </w:pPr>
-      <w:bookmarkStart w:id="30" w:name="_Toc227677920"/>
+      <w:bookmarkStart w:id="29" w:name="_Toc227677920"/>
       <w:r>
         <w:lastRenderedPageBreak/>
         <w:t>Roles en la ingeniería de requisitos</w:t>
       </w:r>
-      <w:bookmarkEnd w:id="30"/>
+      <w:bookmarkEnd w:id="29"/>
     </w:p>
     <w:p>
       <w:r>
@@ -10570,18 +10568,18 @@
           <w:lang w:eastAsia="es-CO"/>
         </w:rPr>
       </w:pPr>
-      <w:bookmarkStart w:id="31" w:name="_Toc227677921"/>
+      <w:bookmarkStart w:id="30" w:name="_Toc227677921"/>
+      <w:bookmarkEnd w:id="30"/>
+    </w:p>
+    <w:p>
+      <w:pPr>
+        <w:pStyle w:val="Ttulo2"/>
+      </w:pPr>
+      <w:bookmarkStart w:id="31" w:name="_Toc227677922"/>
+      <w:r>
+        <w:t>Usuarios y actores</w:t>
+      </w:r>
       <w:bookmarkEnd w:id="31"/>
-    </w:p>
-    <w:p>
-      <w:pPr>
-        <w:pStyle w:val="Ttulo2"/>
-      </w:pPr>
-      <w:bookmarkStart w:id="32" w:name="_Toc227677922"/>
-      <w:r>
-        <w:t>Usuarios y actores</w:t>
-      </w:r>
-      <w:bookmarkEnd w:id="32"/>
     </w:p>
     <w:p>
       <w:r>
@@ -10688,7 +10686,7 @@
       <w:pPr>
         <w:pStyle w:val="Ttulo2"/>
       </w:pPr>
-      <w:bookmarkStart w:id="33" w:name="_Toc227677923"/>
+      <w:bookmarkStart w:id="32" w:name="_Toc227677923"/>
       <w:r>
         <w:rPr>
           <w:rStyle w:val="Extranjerismo"/>
@@ -10698,7 +10696,7 @@
       <w:r>
         <w:t xml:space="preserve"> o partes interesadas</w:t>
       </w:r>
-      <w:bookmarkEnd w:id="33"/>
+      <w:bookmarkEnd w:id="32"/>
     </w:p>
     <w:p>
       <w:r>
@@ -11380,12 +11378,12 @@
       <w:pPr>
         <w:pStyle w:val="Ttulo2"/>
       </w:pPr>
-      <w:bookmarkStart w:id="34" w:name="_Toc227677924"/>
+      <w:bookmarkStart w:id="33" w:name="_Toc227677924"/>
       <w:r>
         <w:lastRenderedPageBreak/>
         <w:t>Cliente líder y dueño del producto</w:t>
       </w:r>
-      <w:bookmarkEnd w:id="34"/>
+      <w:bookmarkEnd w:id="33"/>
     </w:p>
     <w:p>
       <w:r>
@@ -11597,12 +11595,12 @@
       <w:pPr>
         <w:pStyle w:val="Ttulo2"/>
       </w:pPr>
-      <w:bookmarkStart w:id="35" w:name="_Toc227677925"/>
+      <w:bookmarkStart w:id="34" w:name="_Toc227677925"/>
       <w:r>
         <w:lastRenderedPageBreak/>
         <w:t>Equipo de desarrollo y analista</w:t>
       </w:r>
-      <w:bookmarkEnd w:id="35"/>
+      <w:bookmarkEnd w:id="34"/>
     </w:p>
     <w:p>
       <w:r>
@@ -11819,12 +11817,12 @@
       <w:pPr>
         <w:pStyle w:val="Ttulo1"/>
       </w:pPr>
-      <w:bookmarkStart w:id="36" w:name="_Toc227677926"/>
+      <w:bookmarkStart w:id="35" w:name="_Toc227677926"/>
       <w:r>
         <w:lastRenderedPageBreak/>
         <w:t>Herramientas de modelado de requisitos</w:t>
       </w:r>
-      <w:bookmarkEnd w:id="36"/>
+      <w:bookmarkEnd w:id="35"/>
     </w:p>
     <w:p>
       <w:r>
@@ -11986,18 +11984,18 @@
           <w:lang w:eastAsia="es-CO"/>
         </w:rPr>
       </w:pPr>
-      <w:bookmarkStart w:id="37" w:name="_Toc227677927"/>
+      <w:bookmarkStart w:id="36" w:name="_Toc227677927"/>
+      <w:bookmarkEnd w:id="36"/>
+    </w:p>
+    <w:p>
+      <w:pPr>
+        <w:pStyle w:val="Ttulo2"/>
+      </w:pPr>
+      <w:bookmarkStart w:id="37" w:name="_Toc227677928"/>
+      <w:r>
+        <w:t>Tipos de herramientas de modelado</w:t>
+      </w:r>
       <w:bookmarkEnd w:id="37"/>
-    </w:p>
-    <w:p>
-      <w:pPr>
-        <w:pStyle w:val="Ttulo2"/>
-      </w:pPr>
-      <w:bookmarkStart w:id="38" w:name="_Toc227677928"/>
-      <w:r>
-        <w:t>Tipos de herramientas de modelado</w:t>
-      </w:r>
-      <w:bookmarkEnd w:id="38"/>
     </w:p>
     <w:p>
       <w:r>
@@ -12533,11 +12531,11 @@
       <w:pPr>
         <w:pStyle w:val="Ttulo2"/>
       </w:pPr>
-      <w:bookmarkStart w:id="39" w:name="_Toc227677929"/>
+      <w:bookmarkStart w:id="38" w:name="_Toc227677929"/>
       <w:r>
         <w:t>Características de las herramientas de modelado</w:t>
       </w:r>
-      <w:bookmarkEnd w:id="39"/>
+      <w:bookmarkEnd w:id="38"/>
     </w:p>
     <w:p>
       <w:r>
@@ -12862,12 +12860,12 @@
       <w:pPr>
         <w:pStyle w:val="Ttulo1"/>
       </w:pPr>
-      <w:bookmarkStart w:id="40" w:name="_Toc227677930"/>
+      <w:bookmarkStart w:id="39" w:name="_Toc227677930"/>
       <w:r>
         <w:lastRenderedPageBreak/>
         <w:t>Herramientas para la captura de requisitos</w:t>
       </w:r>
-      <w:bookmarkEnd w:id="40"/>
+      <w:bookmarkEnd w:id="39"/>
     </w:p>
     <w:p>
       <w:r>
@@ -12970,18 +12968,18 @@
           <w:lang w:eastAsia="es-CO"/>
         </w:rPr>
       </w:pPr>
-      <w:bookmarkStart w:id="41" w:name="_Toc227677931"/>
+      <w:bookmarkStart w:id="40" w:name="_Toc227677931"/>
+      <w:bookmarkEnd w:id="40"/>
+    </w:p>
+    <w:p>
+      <w:pPr>
+        <w:pStyle w:val="Ttulo2"/>
+      </w:pPr>
+      <w:bookmarkStart w:id="41" w:name="_Toc227677932"/>
+      <w:r>
+        <w:t>Diagramas de casos de uso</w:t>
+      </w:r>
       <w:bookmarkEnd w:id="41"/>
-    </w:p>
-    <w:p>
-      <w:pPr>
-        <w:pStyle w:val="Ttulo2"/>
-      </w:pPr>
-      <w:bookmarkStart w:id="42" w:name="_Toc227677932"/>
-      <w:r>
-        <w:t>Diagramas de casos de uso</w:t>
-      </w:r>
-      <w:bookmarkEnd w:id="42"/>
     </w:p>
     <w:p>
       <w:r>
@@ -13739,11 +13737,11 @@
       <w:pPr>
         <w:pStyle w:val="Ttulo2"/>
       </w:pPr>
-      <w:bookmarkStart w:id="43" w:name="_Toc227677933"/>
+      <w:bookmarkStart w:id="42" w:name="_Toc227677933"/>
       <w:r>
         <w:t>Historias de usuario</w:t>
       </w:r>
-      <w:bookmarkEnd w:id="43"/>
+      <w:bookmarkEnd w:id="42"/>
     </w:p>
     <w:p>
       <w:r>
@@ -14094,14 +14092,14 @@
       <w:pPr>
         <w:pStyle w:val="Ttulo2"/>
       </w:pPr>
-      <w:bookmarkStart w:id="44" w:name="_Toc227677934"/>
+      <w:bookmarkStart w:id="43" w:name="_Toc227677934"/>
       <w:r>
         <w:rPr>
           <w:rStyle w:val="Extranjerismo"/>
         </w:rPr>
         <w:t>Storyboard</w:t>
       </w:r>
-      <w:bookmarkEnd w:id="44"/>
+      <w:bookmarkEnd w:id="43"/>
     </w:p>
     <w:p>
       <w:r>
@@ -14312,7 +14310,7 @@
       <w:r>
         <w:t xml:space="preserve">El equipo de desarrollo revisa el </w:t>
       </w:r>
-      <w:bookmarkStart w:id="45" w:name="_Hlk227663337"/>
+      <w:bookmarkStart w:id="44" w:name="_Hlk227663337"/>
       <w:r>
         <w:rPr>
           <w:rStyle w:val="Extranjerismo"/>
@@ -14322,7 +14320,7 @@
       <w:r>
         <w:t xml:space="preserve"> </w:t>
       </w:r>
-      <w:bookmarkEnd w:id="45"/>
+      <w:bookmarkEnd w:id="44"/>
       <w:r>
         <w:t>para identificar mejoras, validar los requisitos y garantizar que el sistema responda adecuadamente a las necesidades del usuario.</w:t>
       </w:r>
@@ -14614,12 +14612,12 @@
       <w:pPr>
         <w:pStyle w:val="Titulosgenerales"/>
       </w:pPr>
-      <w:bookmarkStart w:id="46" w:name="_Toc227677935"/>
+      <w:bookmarkStart w:id="45" w:name="_Toc227677935"/>
       <w:r>
         <w:lastRenderedPageBreak/>
         <w:t>Síntesis</w:t>
       </w:r>
-      <w:bookmarkEnd w:id="46"/>
+      <w:bookmarkEnd w:id="45"/>
     </w:p>
     <w:p>
       <w:pPr>
@@ -14737,14 +14735,14 @@
       <w:pPr>
         <w:pStyle w:val="Titulosgenerales"/>
       </w:pPr>
-      <w:bookmarkStart w:id="47" w:name="_Toc176443725"/>
-      <w:bookmarkStart w:id="48" w:name="_Toc227677936"/>
+      <w:bookmarkStart w:id="46" w:name="_Toc176443725"/>
+      <w:bookmarkStart w:id="47" w:name="_Toc227677936"/>
       <w:r>
         <w:lastRenderedPageBreak/>
         <w:t>Glosario</w:t>
       </w:r>
+      <w:bookmarkEnd w:id="46"/>
       <w:bookmarkEnd w:id="47"/>
-      <w:bookmarkEnd w:id="48"/>
     </w:p>
     <w:p>
       <w:pPr>
@@ -15089,8 +15087,8 @@
           <w:lang w:val="es-MX"/>
         </w:rPr>
       </w:pPr>
-      <w:bookmarkStart w:id="49" w:name="_Toc176443726"/>
-      <w:bookmarkStart w:id="50" w:name="_Toc227677937"/>
+      <w:bookmarkStart w:id="48" w:name="_Toc176443726"/>
+      <w:bookmarkStart w:id="49" w:name="_Toc227677937"/>
       <w:r>
         <w:rPr>
           <w:lang w:val="es-MX"/>
@@ -15098,8 +15096,8 @@
         <w:lastRenderedPageBreak/>
         <w:t>Referencias bibliográficas</w:t>
       </w:r>
+      <w:bookmarkEnd w:id="48"/>
       <w:bookmarkEnd w:id="49"/>
-      <w:bookmarkEnd w:id="50"/>
     </w:p>
     <w:p>
       <w:pPr>
@@ -15550,14 +15548,14 @@
       <w:pPr>
         <w:pStyle w:val="Titulosgenerales"/>
       </w:pPr>
-      <w:bookmarkStart w:id="51" w:name="_Toc176443727"/>
-      <w:bookmarkStart w:id="52" w:name="_Toc227677938"/>
+      <w:bookmarkStart w:id="50" w:name="_Toc176443727"/>
+      <w:bookmarkStart w:id="51" w:name="_Toc227677938"/>
       <w:r>
         <w:lastRenderedPageBreak/>
         <w:t>Créditos</w:t>
       </w:r>
+      <w:bookmarkEnd w:id="50"/>
       <w:bookmarkEnd w:id="51"/>
-      <w:bookmarkEnd w:id="52"/>
     </w:p>
     <w:tbl>
       <w:tblPr>
@@ -15689,7 +15687,7 @@
               </w:rPr>
             </w:pPr>
             <w:r>
-              <w:t>Responsable Ecosistema de Recursos Educativos Digitales (RED)</w:t>
+              <w:t>Profesional G06. Responsable Ecosistema de Recursos Educativos Digitales (RED)</w:t>
             </w:r>
           </w:p>
         </w:tc>
@@ -15821,7 +15819,12 @@
               </w:rPr>
             </w:pPr>
             <w:r>
-              <w:t>Evaluadora instruccional</w:t>
+              <w:t>Evalua</w:t>
+            </w:r>
+            <w:bookmarkStart w:id="52" w:name="_GoBack"/>
+            <w:bookmarkEnd w:id="52"/>
+            <w:r>
+              <w:t>dora instruccional</w:t>
             </w:r>
           </w:p>
         </w:tc>
@@ -21415,7 +21418,7 @@
 </file>
 
 <file path=customXml/itemProps1.xml><?xml version="1.0" encoding="utf-8"?>
-<ds:datastoreItem xmlns:ds="http://schemas.openxmlformats.org/officeDocument/2006/customXml" ds:itemID="{17F38853-2717-4D26-9EBA-FAAA6AD7C16C}">
+<ds:datastoreItem xmlns:ds="http://schemas.openxmlformats.org/officeDocument/2006/customXml" ds:itemID="{5A8A3237-BE17-451E-B18F-C1B473D1B5C3}">
   <ds:schemaRefs>
     <ds:schemaRef ds:uri="http://schemas.openxmlformats.org/officeDocument/2006/bibliography"/>
   </ds:schemaRefs>
@@ -21423,13 +21426,13 @@
 </file>
 
 <file path=customXml/itemProps2.xml><?xml version="1.0" encoding="utf-8"?>
-<ds:datastoreItem xmlns:ds="http://schemas.openxmlformats.org/officeDocument/2006/customXml" ds:itemID="{20B7149D-A296-4A94-9E22-DE8BBD77C89F}"/>
+<ds:datastoreItem xmlns:ds="http://schemas.openxmlformats.org/officeDocument/2006/customXml" ds:itemID="{65F43D3C-961D-4E26-8D6F-1A603885AAE0}"/>
 </file>
 
 <file path=customXml/itemProps3.xml><?xml version="1.0" encoding="utf-8"?>
-<ds:datastoreItem xmlns:ds="http://schemas.openxmlformats.org/officeDocument/2006/customXml" ds:itemID="{569413D8-5397-411E-8058-48435D43EF93}"/>
+<ds:datastoreItem xmlns:ds="http://schemas.openxmlformats.org/officeDocument/2006/customXml" ds:itemID="{98425850-1BE1-4786-998B-F37B9540BFA5}"/>
 </file>
 
 <file path=customXml/itemProps4.xml><?xml version="1.0" encoding="utf-8"?>
-<ds:datastoreItem xmlns:ds="http://schemas.openxmlformats.org/officeDocument/2006/customXml" ds:itemID="{BF9DDEB8-0254-4052-83E7-CAD0C940F5B2}"/>
+<ds:datastoreItem xmlns:ds="http://schemas.openxmlformats.org/officeDocument/2006/customXml" ds:itemID="{94402660-B5DA-4465-8037-A85926641EFC}"/>
 </file>